--- a/Gabriel/Java React/GABRIEL POPA.docx
+++ b/Gabriel/Java React/GABRIEL POPA.docx
@@ -63,8 +63,6 @@
         </w:rPr>
         <w:t xml:space="preserve"> </w:t>
       </w:r>
-      <w:bookmarkStart w:id="0" w:name="_GoBack"/>
-      <w:bookmarkEnd w:id="0"/>
       <w:r>
         <w:rPr>
           <w:b/>
@@ -172,60 +170,7 @@
           <w:sz w:val="20"/>
           <w:szCs w:val="28"/>
         </w:rPr>
-        <w:t>, Romania</w:t>
-      </w:r>
-      <w:r>
-        <w:rPr>
-          <w:rStyle w:val="NormalWebChar"/>
-          <w:rFonts w:asciiTheme="majorBidi" w:hAnsiTheme="majorBidi" w:cstheme="majorBidi"/>
-          <w:bCs/>
-          <w:color w:val="000000" w:themeColor="text1"/>
-          <w:sz w:val="20"/>
-          <w:szCs w:val="28"/>
-        </w:rPr>
-        <w:t xml:space="preserve"> | </w:t>
-      </w:r>
-      <w:r>
-        <w:rPr>
-          <w:rStyle w:val="NormalWebChar"/>
-          <w:rFonts w:asciiTheme="majorBidi" w:hAnsiTheme="majorBidi" w:cstheme="majorBidi"/>
-          <w:bCs/>
-          <w:color w:val="000000" w:themeColor="text1"/>
-          <w:sz w:val="20"/>
-          <w:szCs w:val="28"/>
-        </w:rPr>
-        <w:t xml:space="preserve">+40 764309991 | </w:t>
-      </w:r>
-      <w:r>
-        <w:rPr>
-          <w:rFonts w:asciiTheme="majorBidi" w:eastAsia="Times New Roman" w:hAnsiTheme="majorBidi" w:cstheme="majorBidi"/>
-          <w:bCs/>
-          <w:color w:val="000000" w:themeColor="text1"/>
-          <w:szCs w:val="27"/>
-          <w:lang w:eastAsia="en-US"/>
-        </w:rPr>
-        <w:t>popagabriel0523@outlook.com</w:t>
-      </w:r>
-      <w:r>
-        <w:rPr>
-          <w:rFonts w:asciiTheme="majorBidi" w:eastAsia="Times New Roman" w:hAnsiTheme="majorBidi" w:cstheme="majorBidi"/>
-          <w:bCs/>
-          <w:color w:val="000000" w:themeColor="text1"/>
-          <w:szCs w:val="27"/>
-          <w:lang w:eastAsia="en-US"/>
-        </w:rPr>
-        <w:t xml:space="preserve"> | </w:t>
-      </w:r>
-      <w:r>
-        <w:rPr>
-          <w:rStyle w:val="NormalWebChar"/>
-          <w:rFonts w:asciiTheme="majorBidi" w:hAnsiTheme="majorBidi" w:cstheme="majorBidi"/>
-          <w:bCs/>
-          <w:color w:val="000000" w:themeColor="text1"/>
-          <w:sz w:val="20"/>
-          <w:szCs w:val="27"/>
-        </w:rPr>
-        <w:t>https://www.linkedin.com/in/gabriel-popa-89ba643a4/</w:t>
+        <w:t>, Romania | +40 764309991 | gabrielpdev@outlook.com | https://www.linkedin.com/in/gabriel-popa-12890b414/</w:t>
       </w:r>
     </w:p>
     <w:p>
@@ -309,37 +254,25 @@
           <w:rFonts w:ascii="Times New Roman" w:hAnsi="Times New Roman" w:cs="Times New Roman"/>
           <w:sz w:val="22"/>
         </w:rPr>
-        <w:t>Spring Boot</w:t>
-      </w:r>
-      <w:r>
-        <w:rPr>
-          <w:rFonts w:ascii="Times New Roman" w:hAnsi="Times New Roman" w:cs="Times New Roman"/>
-          <w:sz w:val="22"/>
-        </w:rPr>
-        <w:t xml:space="preserve">, </w:t>
-      </w:r>
+        <w:t>Spring</w:t>
+      </w:r>
+      <w:bookmarkStart w:id="0" w:name="_GoBack"/>
       <w:r>
         <w:rPr>
           <w:rStyle w:val="Strong"/>
           <w:rFonts w:ascii="Times New Roman" w:hAnsi="Times New Roman" w:cs="Times New Roman"/>
           <w:sz w:val="22"/>
         </w:rPr>
-        <w:t>React</w:t>
-      </w:r>
-      <w:r>
-        <w:rPr>
-          <w:rFonts w:ascii="Times New Roman" w:hAnsi="Times New Roman" w:cs="Times New Roman"/>
-          <w:sz w:val="22"/>
-        </w:rPr>
-        <w:t xml:space="preserve">, and scalable API-driven delivery. Background includes full-cycle feature development, legacy modernization, production issue resolution, performance tuning, and release support across complex business platforms. Strong hands-on work with </w:t>
-      </w:r>
+        <w:t xml:space="preserve"> </w:t>
+      </w:r>
+      <w:bookmarkEnd w:id="0"/>
       <w:r>
         <w:rPr>
           <w:rStyle w:val="Strong"/>
           <w:rFonts w:ascii="Times New Roman" w:hAnsi="Times New Roman" w:cs="Times New Roman"/>
           <w:sz w:val="22"/>
         </w:rPr>
-        <w:t>Java 8–21</w:t>
+        <w:t>Boot</w:t>
       </w:r>
       <w:r>
         <w:rPr>
@@ -354,14 +287,14 @@
           <w:rFonts w:ascii="Times New Roman" w:hAnsi="Times New Roman" w:cs="Times New Roman"/>
           <w:sz w:val="22"/>
         </w:rPr>
-        <w:t>Spring 4–6 / Spring Boot 1.5–3.x</w:t>
+        <w:t>React</w:t>
       </w:r>
       <w:r>
         <w:rPr>
           <w:rFonts w:ascii="Times New Roman" w:hAnsi="Times New Roman" w:cs="Times New Roman"/>
           <w:sz w:val="22"/>
         </w:rPr>
-        <w:t xml:space="preserve">, </w:t>
+        <w:t xml:space="preserve">, and scalable API-driven delivery. Background includes full-cycle feature development, legacy modernization, production issue resolution, performance tuning, and release support across complex business platforms. Strong hands-on work with </w:t>
       </w:r>
       <w:r>
         <w:rPr>
@@ -369,7 +302,7 @@
           <w:rFonts w:ascii="Times New Roman" w:hAnsi="Times New Roman" w:cs="Times New Roman"/>
           <w:sz w:val="22"/>
         </w:rPr>
-        <w:t>React 16–18</w:t>
+        <w:t>Java 8–21</w:t>
       </w:r>
       <w:r>
         <w:rPr>
@@ -378,23 +311,28 @@
         </w:rPr>
         <w:t xml:space="preserve">, </w:t>
       </w:r>
-      <w:proofErr w:type="spellStart"/>
       <w:r>
         <w:rPr>
           <w:rStyle w:val="Strong"/>
           <w:rFonts w:ascii="Times New Roman" w:hAnsi="Times New Roman" w:cs="Times New Roman"/>
           <w:sz w:val="22"/>
         </w:rPr>
-        <w:t>TypeScript</w:t>
-      </w:r>
-      <w:proofErr w:type="spellEnd"/>
+        <w:t>Spring 4–6 / Spring Boot 1.5–3.x</w:t>
+      </w:r>
+      <w:r>
+        <w:rPr>
+          <w:rFonts w:ascii="Times New Roman" w:hAnsi="Times New Roman" w:cs="Times New Roman"/>
+          <w:sz w:val="22"/>
+        </w:rPr>
+        <w:t xml:space="preserve">, </w:t>
+      </w:r>
       <w:r>
         <w:rPr>
           <w:rStyle w:val="Strong"/>
           <w:rFonts w:ascii="Times New Roman" w:hAnsi="Times New Roman" w:cs="Times New Roman"/>
           <w:sz w:val="22"/>
         </w:rPr>
-        <w:t xml:space="preserve"> 3.x–5.x</w:t>
+        <w:t>React 16–18</w:t>
       </w:r>
       <w:r>
         <w:rPr>
@@ -410,23 +348,16 @@
           <w:rFonts w:ascii="Times New Roman" w:hAnsi="Times New Roman" w:cs="Times New Roman"/>
           <w:sz w:val="22"/>
         </w:rPr>
-        <w:t>PostgreSQL</w:t>
+        <w:t>TypeScript</w:t>
       </w:r>
       <w:proofErr w:type="spellEnd"/>
-      <w:r>
-        <w:rPr>
-          <w:rFonts w:ascii="Times New Roman" w:hAnsi="Times New Roman" w:cs="Times New Roman"/>
-          <w:sz w:val="22"/>
-        </w:rPr>
-        <w:t xml:space="preserve">, </w:t>
-      </w:r>
       <w:r>
         <w:rPr>
           <w:rStyle w:val="Strong"/>
           <w:rFonts w:ascii="Times New Roman" w:hAnsi="Times New Roman" w:cs="Times New Roman"/>
           <w:sz w:val="22"/>
         </w:rPr>
-        <w:t>MySQL</w:t>
+        <w:t xml:space="preserve"> 3.x–5.x</w:t>
       </w:r>
       <w:r>
         <w:rPr>
@@ -435,16 +366,14 @@
         </w:rPr>
         <w:t xml:space="preserve">, </w:t>
       </w:r>
-      <w:proofErr w:type="spellStart"/>
       <w:r>
         <w:rPr>
           <w:rStyle w:val="Strong"/>
           <w:rFonts w:ascii="Times New Roman" w:hAnsi="Times New Roman" w:cs="Times New Roman"/>
           <w:sz w:val="22"/>
         </w:rPr>
-        <w:t>Redis</w:t>
-      </w:r>
-      <w:proofErr w:type="spellEnd"/>
+        <w:t>PostgreSQL</w:t>
+      </w:r>
       <w:r>
         <w:rPr>
           <w:rFonts w:ascii="Times New Roman" w:hAnsi="Times New Roman" w:cs="Times New Roman"/>
@@ -458,7 +387,7 @@
           <w:rFonts w:ascii="Times New Roman" w:hAnsi="Times New Roman" w:cs="Times New Roman"/>
           <w:sz w:val="22"/>
         </w:rPr>
-        <w:t>Kafka</w:t>
+        <w:t>MySQL</w:t>
       </w:r>
       <w:r>
         <w:rPr>
@@ -474,7 +403,7 @@
           <w:rFonts w:ascii="Times New Roman" w:hAnsi="Times New Roman" w:cs="Times New Roman"/>
           <w:sz w:val="22"/>
         </w:rPr>
-        <w:t>RabbitMQ</w:t>
+        <w:t>Redis</w:t>
       </w:r>
       <w:proofErr w:type="spellEnd"/>
       <w:r>
@@ -484,16 +413,46 @@
         </w:rPr>
         <w:t xml:space="preserve">, </w:t>
       </w:r>
-      <w:proofErr w:type="spellStart"/>
       <w:r>
         <w:rPr>
           <w:rStyle w:val="Strong"/>
           <w:rFonts w:ascii="Times New Roman" w:hAnsi="Times New Roman" w:cs="Times New Roman"/>
           <w:sz w:val="22"/>
         </w:rPr>
+        <w:t>Kafka</w:t>
+      </w:r>
+      <w:r>
+        <w:rPr>
+          <w:rFonts w:ascii="Times New Roman" w:hAnsi="Times New Roman" w:cs="Times New Roman"/>
+          <w:sz w:val="22"/>
+        </w:rPr>
+        <w:t xml:space="preserve">, </w:t>
+      </w:r>
+      <w:proofErr w:type="spellStart"/>
+      <w:r>
+        <w:rPr>
+          <w:rStyle w:val="Strong"/>
+          <w:rFonts w:ascii="Times New Roman" w:hAnsi="Times New Roman" w:cs="Times New Roman"/>
+          <w:sz w:val="22"/>
+        </w:rPr>
+        <w:t>RabbitMQ</w:t>
+      </w:r>
+      <w:proofErr w:type="spellEnd"/>
+      <w:r>
+        <w:rPr>
+          <w:rFonts w:ascii="Times New Roman" w:hAnsi="Times New Roman" w:cs="Times New Roman"/>
+          <w:sz w:val="22"/>
+        </w:rPr>
+        <w:t xml:space="preserve">, </w:t>
+      </w:r>
+      <w:r>
+        <w:rPr>
+          <w:rStyle w:val="Strong"/>
+          <w:rFonts w:ascii="Times New Roman" w:hAnsi="Times New Roman" w:cs="Times New Roman"/>
+          <w:sz w:val="22"/>
+        </w:rPr>
         <w:t>Docker</w:t>
       </w:r>
-      <w:proofErr w:type="spellEnd"/>
       <w:r>
         <w:rPr>
           <w:rFonts w:ascii="Times New Roman" w:hAnsi="Times New Roman" w:cs="Times New Roman"/>
@@ -668,27 +627,7 @@
           <w:szCs w:val="24"/>
           <w:lang w:eastAsia="en-US"/>
         </w:rPr>
-        <w:t xml:space="preserve">, responsive UI, reusable component architecture, Hooks, Context API, </w:t>
-      </w:r>
-      <w:proofErr w:type="spellStart"/>
-      <w:r>
-        <w:rPr>
-          <w:rFonts w:ascii="Times New Roman" w:eastAsia="Times New Roman" w:hAnsi="Times New Roman" w:cs="Times New Roman"/>
-          <w:sz w:val="22"/>
-          <w:szCs w:val="24"/>
-          <w:lang w:eastAsia="en-US"/>
-        </w:rPr>
-        <w:t>Redux</w:t>
-      </w:r>
-      <w:proofErr w:type="spellEnd"/>
-      <w:r>
-        <w:rPr>
-          <w:rFonts w:ascii="Times New Roman" w:eastAsia="Times New Roman" w:hAnsi="Times New Roman" w:cs="Times New Roman"/>
-          <w:sz w:val="22"/>
-          <w:szCs w:val="24"/>
-          <w:lang w:eastAsia="en-US"/>
-        </w:rPr>
-        <w:t xml:space="preserve">, React Query, form handling, validation, SPA development, API integration, </w:t>
+        <w:t xml:space="preserve">, responsive UI, reusable component architecture, Hooks, Context API, Redux, React Query, form handling, validation, SPA development, API integration, </w:t>
       </w:r>
       <w:proofErr w:type="spellStart"/>
       <w:r>
@@ -855,7 +794,6 @@
         </w:rPr>
         <w:t xml:space="preserve"> </w:t>
       </w:r>
-      <w:proofErr w:type="spellStart"/>
       <w:r>
         <w:rPr>
           <w:rFonts w:ascii="Times New Roman" w:eastAsia="Times New Roman" w:hAnsi="Times New Roman" w:cs="Times New Roman"/>
@@ -867,7 +805,6 @@
         </w:rPr>
         <w:t>PostgreSQL</w:t>
       </w:r>
-      <w:proofErr w:type="spellEnd"/>
       <w:r>
         <w:rPr>
           <w:rFonts w:ascii="Times New Roman" w:eastAsia="Times New Roman" w:hAnsi="Times New Roman" w:cs="Times New Roman"/>
@@ -967,60 +904,56 @@
           <w:szCs w:val="24"/>
           <w:lang w:eastAsia="en-US"/>
         </w:rPr>
-        <w:t xml:space="preserve">Cloud &amp; </w:t>
+        <w:t>Cloud &amp; DevOps:</w:t>
+      </w:r>
+      <w:r>
+        <w:rPr>
+          <w:rFonts w:ascii="Times New Roman" w:eastAsia="Times New Roman" w:hAnsi="Times New Roman" w:cs="Times New Roman"/>
+          <w:sz w:val="22"/>
+          <w:szCs w:val="24"/>
+          <w:lang w:eastAsia="en-US"/>
+        </w:rPr>
+        <w:t xml:space="preserve"> </w:t>
+      </w:r>
+      <w:r>
+        <w:rPr>
+          <w:rFonts w:ascii="Times New Roman" w:eastAsia="Times New Roman" w:hAnsi="Times New Roman" w:cs="Times New Roman"/>
+          <w:b/>
+          <w:bCs/>
+          <w:sz w:val="22"/>
+          <w:szCs w:val="24"/>
+          <w:lang w:eastAsia="en-US"/>
+        </w:rPr>
+        <w:t>AWS</w:t>
+      </w:r>
+      <w:r>
+        <w:rPr>
+          <w:rFonts w:ascii="Times New Roman" w:eastAsia="Times New Roman" w:hAnsi="Times New Roman" w:cs="Times New Roman"/>
+          <w:sz w:val="22"/>
+          <w:szCs w:val="24"/>
+          <w:lang w:eastAsia="en-US"/>
+        </w:rPr>
+        <w:t xml:space="preserve">, Docker, </w:t>
       </w:r>
       <w:proofErr w:type="spellStart"/>
       <w:r>
         <w:rPr>
           <w:rFonts w:ascii="Times New Roman" w:eastAsia="Times New Roman" w:hAnsi="Times New Roman" w:cs="Times New Roman"/>
-          <w:b/>
-          <w:bCs/>
-          <w:sz w:val="22"/>
-          <w:szCs w:val="24"/>
-          <w:lang w:eastAsia="en-US"/>
-        </w:rPr>
-        <w:t>DevOps</w:t>
+          <w:sz w:val="22"/>
+          <w:szCs w:val="24"/>
+          <w:lang w:eastAsia="en-US"/>
+        </w:rPr>
+        <w:t>Git</w:t>
       </w:r>
       <w:proofErr w:type="spellEnd"/>
       <w:r>
         <w:rPr>
           <w:rFonts w:ascii="Times New Roman" w:eastAsia="Times New Roman" w:hAnsi="Times New Roman" w:cs="Times New Roman"/>
-          <w:b/>
-          <w:bCs/>
-          <w:sz w:val="22"/>
-          <w:szCs w:val="24"/>
-          <w:lang w:eastAsia="en-US"/>
-        </w:rPr>
-        <w:t>:</w:t>
-      </w:r>
-      <w:r>
-        <w:rPr>
-          <w:rFonts w:ascii="Times New Roman" w:eastAsia="Times New Roman" w:hAnsi="Times New Roman" w:cs="Times New Roman"/>
-          <w:sz w:val="22"/>
-          <w:szCs w:val="24"/>
-          <w:lang w:eastAsia="en-US"/>
-        </w:rPr>
-        <w:t xml:space="preserve"> </w:t>
-      </w:r>
-      <w:r>
-        <w:rPr>
-          <w:rFonts w:ascii="Times New Roman" w:eastAsia="Times New Roman" w:hAnsi="Times New Roman" w:cs="Times New Roman"/>
-          <w:b/>
-          <w:bCs/>
-          <w:sz w:val="22"/>
-          <w:szCs w:val="24"/>
-          <w:lang w:eastAsia="en-US"/>
-        </w:rPr>
-        <w:t>AWS</w:t>
-      </w:r>
-      <w:r>
-        <w:rPr>
-          <w:rFonts w:ascii="Times New Roman" w:eastAsia="Times New Roman" w:hAnsi="Times New Roman" w:cs="Times New Roman"/>
-          <w:sz w:val="22"/>
-          <w:szCs w:val="24"/>
-          <w:lang w:eastAsia="en-US"/>
-        </w:rPr>
-        <w:t xml:space="preserve">, </w:t>
+          <w:sz w:val="22"/>
+          <w:szCs w:val="24"/>
+          <w:lang w:eastAsia="en-US"/>
+        </w:rPr>
+        <w:t xml:space="preserve">, GitHub, </w:t>
       </w:r>
       <w:proofErr w:type="spellStart"/>
       <w:r>
@@ -1030,7 +963,7 @@
           <w:szCs w:val="24"/>
           <w:lang w:eastAsia="en-US"/>
         </w:rPr>
-        <w:t>Docker</w:t>
+        <w:t>GitLab</w:t>
       </w:r>
       <w:proofErr w:type="spellEnd"/>
       <w:r>
@@ -1040,87 +973,7 @@
           <w:szCs w:val="24"/>
           <w:lang w:eastAsia="en-US"/>
         </w:rPr>
-        <w:t xml:space="preserve">, </w:t>
-      </w:r>
-      <w:proofErr w:type="spellStart"/>
-      <w:r>
-        <w:rPr>
-          <w:rFonts w:ascii="Times New Roman" w:eastAsia="Times New Roman" w:hAnsi="Times New Roman" w:cs="Times New Roman"/>
-          <w:sz w:val="22"/>
-          <w:szCs w:val="24"/>
-          <w:lang w:eastAsia="en-US"/>
-        </w:rPr>
-        <w:t>Git</w:t>
-      </w:r>
-      <w:proofErr w:type="spellEnd"/>
-      <w:r>
-        <w:rPr>
-          <w:rFonts w:ascii="Times New Roman" w:eastAsia="Times New Roman" w:hAnsi="Times New Roman" w:cs="Times New Roman"/>
-          <w:sz w:val="22"/>
-          <w:szCs w:val="24"/>
-          <w:lang w:eastAsia="en-US"/>
-        </w:rPr>
-        <w:t xml:space="preserve">, </w:t>
-      </w:r>
-      <w:proofErr w:type="spellStart"/>
-      <w:r>
-        <w:rPr>
-          <w:rFonts w:ascii="Times New Roman" w:eastAsia="Times New Roman" w:hAnsi="Times New Roman" w:cs="Times New Roman"/>
-          <w:sz w:val="22"/>
-          <w:szCs w:val="24"/>
-          <w:lang w:eastAsia="en-US"/>
-        </w:rPr>
-        <w:t>GitHub</w:t>
-      </w:r>
-      <w:proofErr w:type="spellEnd"/>
-      <w:r>
-        <w:rPr>
-          <w:rFonts w:ascii="Times New Roman" w:eastAsia="Times New Roman" w:hAnsi="Times New Roman" w:cs="Times New Roman"/>
-          <w:sz w:val="22"/>
-          <w:szCs w:val="24"/>
-          <w:lang w:eastAsia="en-US"/>
-        </w:rPr>
-        <w:t xml:space="preserve">, </w:t>
-      </w:r>
-      <w:proofErr w:type="spellStart"/>
-      <w:r>
-        <w:rPr>
-          <w:rFonts w:ascii="Times New Roman" w:eastAsia="Times New Roman" w:hAnsi="Times New Roman" w:cs="Times New Roman"/>
-          <w:sz w:val="22"/>
-          <w:szCs w:val="24"/>
-          <w:lang w:eastAsia="en-US"/>
-        </w:rPr>
-        <w:t>GitLab</w:t>
-      </w:r>
-      <w:proofErr w:type="spellEnd"/>
-      <w:r>
-        <w:rPr>
-          <w:rFonts w:ascii="Times New Roman" w:eastAsia="Times New Roman" w:hAnsi="Times New Roman" w:cs="Times New Roman"/>
-          <w:sz w:val="22"/>
-          <w:szCs w:val="24"/>
-          <w:lang w:eastAsia="en-US"/>
-        </w:rPr>
-        <w:t xml:space="preserve"> CI/CD, Jenkins, Linux, </w:t>
-      </w:r>
-      <w:proofErr w:type="spellStart"/>
-      <w:r>
-        <w:rPr>
-          <w:rFonts w:ascii="Times New Roman" w:eastAsia="Times New Roman" w:hAnsi="Times New Roman" w:cs="Times New Roman"/>
-          <w:sz w:val="22"/>
-          <w:szCs w:val="24"/>
-          <w:lang w:eastAsia="en-US"/>
-        </w:rPr>
-        <w:t>Nginx</w:t>
-      </w:r>
-      <w:proofErr w:type="spellEnd"/>
-      <w:r>
-        <w:rPr>
-          <w:rFonts w:ascii="Times New Roman" w:eastAsia="Times New Roman" w:hAnsi="Times New Roman" w:cs="Times New Roman"/>
-          <w:sz w:val="22"/>
-          <w:szCs w:val="24"/>
-          <w:lang w:eastAsia="en-US"/>
-        </w:rPr>
-        <w:t>, Apache, environment setup, deployment support, build pipelines, release verification, log monitoring</w:t>
+        <w:t xml:space="preserve"> CI/CD, Jenkins, Linux, Nginx, Apache, environment setup, deployment support, build pipelines, release verification, log monitoring</w:t>
       </w:r>
     </w:p>
     <w:p>
@@ -1139,29 +992,16 @@
           <w:lang w:eastAsia="en-US"/>
         </w:rPr>
       </w:pPr>
-      <w:proofErr w:type="spellStart"/>
-      <w:r>
-        <w:rPr>
-          <w:rFonts w:ascii="Times New Roman" w:eastAsia="Times New Roman" w:hAnsi="Times New Roman" w:cs="Times New Roman"/>
-          <w:b/>
-          <w:bCs/>
-          <w:sz w:val="22"/>
-          <w:szCs w:val="24"/>
-          <w:lang w:eastAsia="en-US"/>
-        </w:rPr>
-        <w:t>Observability</w:t>
-      </w:r>
-      <w:proofErr w:type="spellEnd"/>
-      <w:r>
-        <w:rPr>
-          <w:rFonts w:ascii="Times New Roman" w:eastAsia="Times New Roman" w:hAnsi="Times New Roman" w:cs="Times New Roman"/>
-          <w:b/>
-          <w:bCs/>
-          <w:sz w:val="22"/>
-          <w:szCs w:val="24"/>
-          <w:lang w:eastAsia="en-US"/>
-        </w:rPr>
-        <w:t xml:space="preserve"> / Quality / Security:</w:t>
+      <w:r>
+        <w:rPr>
+          <w:rFonts w:ascii="Times New Roman" w:eastAsia="Times New Roman" w:hAnsi="Times New Roman" w:cs="Times New Roman"/>
+          <w:b/>
+          <w:bCs/>
+          <w:sz w:val="22"/>
+          <w:szCs w:val="24"/>
+          <w:lang w:eastAsia="en-US"/>
+        </w:rPr>
+        <w:t>Observability / Quality / Security:</w:t>
       </w:r>
       <w:r>
         <w:rPr>
@@ -1172,7 +1012,6 @@
         </w:rPr>
         <w:t xml:space="preserve"> structured logging, </w:t>
       </w:r>
-      <w:proofErr w:type="spellStart"/>
       <w:r>
         <w:rPr>
           <w:rFonts w:ascii="Times New Roman" w:eastAsia="Times New Roman" w:hAnsi="Times New Roman" w:cs="Times New Roman"/>
@@ -1184,7 +1023,6 @@
         </w:rPr>
         <w:t>JUnit</w:t>
       </w:r>
-      <w:proofErr w:type="spellEnd"/>
       <w:r>
         <w:rPr>
           <w:rFonts w:ascii="Times New Roman" w:eastAsia="Times New Roman" w:hAnsi="Times New Roman" w:cs="Times New Roman"/>
@@ -1588,7 +1426,6 @@
         </w:rPr>
         <w:t xml:space="preserve">Refactored complex frontend areas from older </w:t>
       </w:r>
-      <w:proofErr w:type="spellStart"/>
       <w:r>
         <w:rPr>
           <w:rFonts w:ascii="Times New Roman" w:eastAsia="Times New Roman" w:hAnsi="Times New Roman" w:cs="Times New Roman"/>
@@ -1600,7 +1437,6 @@
         </w:rPr>
         <w:t>Redux</w:t>
       </w:r>
-      <w:proofErr w:type="spellEnd"/>
       <w:r>
         <w:rPr>
           <w:rFonts w:ascii="Times New Roman" w:eastAsia="Times New Roman" w:hAnsi="Times New Roman" w:cs="Times New Roman"/>
@@ -2110,7 +1946,6 @@
         <w:lastRenderedPageBreak/>
         <w:t xml:space="preserve">Optimized reporting endpoints backed by </w:t>
       </w:r>
-      <w:proofErr w:type="spellStart"/>
       <w:r>
         <w:rPr>
           <w:rFonts w:ascii="Times New Roman" w:eastAsia="Times New Roman" w:hAnsi="Times New Roman" w:cs="Times New Roman"/>
@@ -2122,7 +1957,6 @@
         </w:rPr>
         <w:t>PostgreSQL</w:t>
       </w:r>
-      <w:proofErr w:type="spellEnd"/>
       <w:r>
         <w:rPr>
           <w:rFonts w:ascii="Times New Roman" w:eastAsia="Times New Roman" w:hAnsi="Times New Roman" w:cs="Times New Roman"/>
@@ -2246,7 +2080,6 @@
         </w:rPr>
         <w:t xml:space="preserve">Strengthened delivery quality with </w:t>
       </w:r>
-      <w:proofErr w:type="spellStart"/>
       <w:r>
         <w:rPr>
           <w:rFonts w:ascii="Times New Roman" w:eastAsia="Times New Roman" w:hAnsi="Times New Roman" w:cs="Times New Roman"/>
@@ -2258,7 +2091,6 @@
         </w:rPr>
         <w:t>JUnit</w:t>
       </w:r>
-      <w:proofErr w:type="spellEnd"/>
       <w:r>
         <w:rPr>
           <w:rFonts w:ascii="Times New Roman" w:eastAsia="Times New Roman" w:hAnsi="Times New Roman" w:cs="Times New Roman"/>
@@ -2376,7 +2208,6 @@
         </w:rPr>
         <w:t xml:space="preserve">Improved deployment consistency by tightening </w:t>
       </w:r>
-      <w:proofErr w:type="spellStart"/>
       <w:r>
         <w:rPr>
           <w:rFonts w:ascii="Times New Roman" w:eastAsia="Times New Roman" w:hAnsi="Times New Roman" w:cs="Times New Roman"/>
@@ -2388,7 +2219,6 @@
         </w:rPr>
         <w:t>Docker</w:t>
       </w:r>
-      <w:proofErr w:type="spellEnd"/>
       <w:r>
         <w:rPr>
           <w:rFonts w:ascii="Times New Roman" w:eastAsia="Times New Roman" w:hAnsi="Times New Roman" w:cs="Times New Roman"/>
@@ -2524,7 +2354,6 @@
         </w:rPr>
         <w:t xml:space="preserve"> and proxy behavior through </w:t>
       </w:r>
-      <w:proofErr w:type="spellStart"/>
       <w:r>
         <w:rPr>
           <w:rFonts w:ascii="Times New Roman" w:eastAsia="Times New Roman" w:hAnsi="Times New Roman" w:cs="Times New Roman"/>
@@ -2536,7 +2365,6 @@
         </w:rPr>
         <w:t>Nginx</w:t>
       </w:r>
-      <w:proofErr w:type="spellEnd"/>
       <w:r>
         <w:rPr>
           <w:rFonts w:ascii="Times New Roman" w:eastAsia="Times New Roman" w:hAnsi="Times New Roman" w:cs="Times New Roman"/>
@@ -2951,29 +2779,16 @@
         </w:rPr>
         <w:t xml:space="preserve">Improved slower screens backed by </w:t>
       </w:r>
-      <w:proofErr w:type="spellStart"/>
-      <w:r>
-        <w:rPr>
-          <w:rFonts w:ascii="Times New Roman" w:eastAsia="Times New Roman" w:hAnsi="Times New Roman" w:cs="Times New Roman"/>
-          <w:b/>
-          <w:bCs/>
-          <w:sz w:val="22"/>
-          <w:szCs w:val="24"/>
-          <w:lang w:eastAsia="en-US"/>
-        </w:rPr>
-        <w:t>PostgreSQL</w:t>
-      </w:r>
-      <w:proofErr w:type="spellEnd"/>
-      <w:r>
-        <w:rPr>
-          <w:rFonts w:ascii="Times New Roman" w:eastAsia="Times New Roman" w:hAnsi="Times New Roman" w:cs="Times New Roman"/>
-          <w:b/>
-          <w:bCs/>
-          <w:sz w:val="22"/>
-          <w:szCs w:val="24"/>
-          <w:lang w:eastAsia="en-US"/>
-        </w:rPr>
-        <w:t xml:space="preserve"> 12–15</w:t>
+      <w:r>
+        <w:rPr>
+          <w:rFonts w:ascii="Times New Roman" w:eastAsia="Times New Roman" w:hAnsi="Times New Roman" w:cs="Times New Roman"/>
+          <w:b/>
+          <w:bCs/>
+          <w:sz w:val="22"/>
+          <w:szCs w:val="24"/>
+          <w:lang w:eastAsia="en-US"/>
+        </w:rPr>
+        <w:t>PostgreSQL 12–15</w:t>
       </w:r>
       <w:r>
         <w:rPr>
@@ -3076,29 +2891,16 @@
         </w:rPr>
         <w:t xml:space="preserve">Helped containerize development and test flows with </w:t>
       </w:r>
-      <w:proofErr w:type="spellStart"/>
-      <w:r>
-        <w:rPr>
-          <w:rFonts w:ascii="Times New Roman" w:eastAsia="Times New Roman" w:hAnsi="Times New Roman" w:cs="Times New Roman"/>
-          <w:b/>
-          <w:bCs/>
-          <w:sz w:val="22"/>
-          <w:szCs w:val="24"/>
-          <w:lang w:eastAsia="en-US"/>
-        </w:rPr>
-        <w:t>Docker</w:t>
-      </w:r>
-      <w:proofErr w:type="spellEnd"/>
-      <w:r>
-        <w:rPr>
-          <w:rFonts w:ascii="Times New Roman" w:eastAsia="Times New Roman" w:hAnsi="Times New Roman" w:cs="Times New Roman"/>
-          <w:b/>
-          <w:bCs/>
-          <w:sz w:val="22"/>
-          <w:szCs w:val="24"/>
-          <w:lang w:eastAsia="en-US"/>
-        </w:rPr>
-        <w:t xml:space="preserve"> 20.x–24.x</w:t>
+      <w:r>
+        <w:rPr>
+          <w:rFonts w:ascii="Times New Roman" w:eastAsia="Times New Roman" w:hAnsi="Times New Roman" w:cs="Times New Roman"/>
+          <w:b/>
+          <w:bCs/>
+          <w:sz w:val="22"/>
+          <w:szCs w:val="24"/>
+          <w:lang w:eastAsia="en-US"/>
+        </w:rPr>
+        <w:t>Docker 20.x–24.x</w:t>
       </w:r>
       <w:r>
         <w:rPr>
@@ -3133,27 +2935,7 @@
           <w:szCs w:val="24"/>
           <w:lang w:eastAsia="en-US"/>
         </w:rPr>
-        <w:t xml:space="preserve">Fixed duplicate record creation during unstable network conditions by combining backend </w:t>
-      </w:r>
-      <w:proofErr w:type="spellStart"/>
-      <w:r>
-        <w:rPr>
-          <w:rFonts w:ascii="Times New Roman" w:eastAsia="Times New Roman" w:hAnsi="Times New Roman" w:cs="Times New Roman"/>
-          <w:sz w:val="22"/>
-          <w:szCs w:val="24"/>
-          <w:lang w:eastAsia="en-US"/>
-        </w:rPr>
-        <w:t>deduplication</w:t>
-      </w:r>
-      <w:proofErr w:type="spellEnd"/>
-      <w:r>
-        <w:rPr>
-          <w:rFonts w:ascii="Times New Roman" w:eastAsia="Times New Roman" w:hAnsi="Times New Roman" w:cs="Times New Roman"/>
-          <w:sz w:val="22"/>
-          <w:szCs w:val="24"/>
-          <w:lang w:eastAsia="en-US"/>
-        </w:rPr>
-        <w:t>, stronger validation, and clearer submission locking in the UI, resulting in safer transactional behavior for important forms.</w:t>
+        <w:t>Fixed duplicate record creation during unstable network conditions by combining backend deduplication, stronger validation, and clearer submission locking in the UI, resulting in safer transactional behavior for important forms.</w:t>
       </w:r>
     </w:p>
     <w:p>
@@ -3965,7 +3747,6 @@
         </w:rPr>
         <w:t xml:space="preserve">Added stronger test coverage with </w:t>
       </w:r>
-      <w:proofErr w:type="spellStart"/>
       <w:r>
         <w:rPr>
           <w:rFonts w:ascii="Times New Roman" w:eastAsia="Times New Roman" w:hAnsi="Times New Roman" w:cs="Times New Roman"/>
@@ -3977,7 +3758,6 @@
         </w:rPr>
         <w:t>JUnit</w:t>
       </w:r>
-      <w:proofErr w:type="spellEnd"/>
       <w:r>
         <w:rPr>
           <w:rFonts w:ascii="Times New Roman" w:eastAsia="Times New Roman" w:hAnsi="Times New Roman" w:cs="Times New Roman"/>
@@ -4249,7 +4029,6 @@
         </w:rPr>
         <w:t xml:space="preserve">, </w:t>
       </w:r>
-      <w:proofErr w:type="spellStart"/>
       <w:r>
         <w:rPr>
           <w:rFonts w:ascii="Times New Roman" w:eastAsia="Times New Roman" w:hAnsi="Times New Roman" w:cs="Times New Roman"/>
@@ -4261,7 +4040,6 @@
         </w:rPr>
         <w:t>jQuery</w:t>
       </w:r>
-      <w:proofErr w:type="spellEnd"/>
       <w:r>
         <w:rPr>
           <w:rFonts w:ascii="Times New Roman" w:eastAsia="Times New Roman" w:hAnsi="Times New Roman" w:cs="Times New Roman"/>
@@ -9950,7 +9728,6 @@
       <w:jc w:val="both"/>
     </w:pPr>
     <w:tblPr>
-      <w:tblInd w:w="0" w:type="dxa"/>
       <w:tblBorders>
         <w:top w:val="single" w:sz="4" w:space="0" w:color="auto"/>
         <w:left w:val="single" w:sz="4" w:space="0" w:color="auto"/>
@@ -9959,12 +9736,6 @@
         <w:insideH w:val="single" w:sz="4" w:space="0" w:color="auto"/>
         <w:insideV w:val="single" w:sz="4" w:space="0" w:color="auto"/>
       </w:tblBorders>
-      <w:tblCellMar>
-        <w:top w:w="0" w:type="dxa"/>
-        <w:left w:w="108" w:type="dxa"/>
-        <w:bottom w:w="0" w:type="dxa"/>
-        <w:right w:w="108" w:type="dxa"/>
-      </w:tblCellMar>
     </w:tblPr>
   </w:style>
   <w:style w:type="character" w:customStyle="1" w:styleId="NormalWebChar">
@@ -10235,7 +10006,6 @@
       <w:jc w:val="both"/>
     </w:pPr>
     <w:tblPr>
-      <w:tblInd w:w="0" w:type="dxa"/>
       <w:tblBorders>
         <w:top w:val="single" w:sz="4" w:space="0" w:color="auto"/>
         <w:left w:val="single" w:sz="4" w:space="0" w:color="auto"/>
@@ -10244,12 +10014,6 @@
         <w:insideH w:val="single" w:sz="4" w:space="0" w:color="auto"/>
         <w:insideV w:val="single" w:sz="4" w:space="0" w:color="auto"/>
       </w:tblBorders>
-      <w:tblCellMar>
-        <w:top w:w="0" w:type="dxa"/>
-        <w:left w:w="108" w:type="dxa"/>
-        <w:bottom w:w="0" w:type="dxa"/>
-        <w:right w:w="108" w:type="dxa"/>
-      </w:tblCellMar>
     </w:tblPr>
   </w:style>
   <w:style w:type="character" w:customStyle="1" w:styleId="NormalWebChar">

--- a/Gabriel/Java React/GABRIEL POPA.docx
+++ b/Gabriel/Java React/GABRIEL POPA.docx
@@ -254,25 +254,7 @@
           <w:rFonts w:ascii="Times New Roman" w:hAnsi="Times New Roman" w:cs="Times New Roman"/>
           <w:sz w:val="22"/>
         </w:rPr>
-        <w:t>Spring</w:t>
-      </w:r>
-      <w:bookmarkStart w:id="0" w:name="_GoBack"/>
-      <w:r>
-        <w:rPr>
-          <w:rStyle w:val="Strong"/>
-          <w:rFonts w:ascii="Times New Roman" w:hAnsi="Times New Roman" w:cs="Times New Roman"/>
-          <w:sz w:val="22"/>
-        </w:rPr>
-        <w:t xml:space="preserve"> </w:t>
-      </w:r>
-      <w:bookmarkEnd w:id="0"/>
-      <w:r>
-        <w:rPr>
-          <w:rStyle w:val="Strong"/>
-          <w:rFonts w:ascii="Times New Roman" w:hAnsi="Times New Roman" w:cs="Times New Roman"/>
-          <w:sz w:val="22"/>
-        </w:rPr>
-        <w:t>Boot</w:t>
+        <w:t>Spring Boot</w:t>
       </w:r>
       <w:r>
         <w:rPr>
@@ -1210,7 +1192,7 @@
           <w:sz w:val="22"/>
           <w:szCs w:val="28"/>
         </w:rPr>
-        <w:t xml:space="preserve">2024 – </w:t>
+        <w:t xml:space="preserve"> </w:t>
       </w:r>
       <w:r>
         <w:rPr>
@@ -1219,7 +1201,25 @@
           <w:sz w:val="22"/>
           <w:szCs w:val="28"/>
         </w:rPr>
-        <w:t>Dec 2025)</w:t>
+        <w:t xml:space="preserve">2024 – </w:t>
+      </w:r>
+      <w:r>
+        <w:rPr>
+          <w:rFonts w:asciiTheme="majorBidi" w:hAnsiTheme="majorBidi" w:cstheme="majorBidi"/>
+          <w:i/>
+          <w:sz w:val="22"/>
+          <w:szCs w:val="28"/>
+        </w:rPr>
+        <w:t>May 2026</w:t>
+      </w:r>
+      <w:r>
+        <w:rPr>
+          <w:rFonts w:asciiTheme="majorBidi" w:hAnsiTheme="majorBidi" w:cstheme="majorBidi"/>
+          <w:i/>
+          <w:sz w:val="22"/>
+          <w:szCs w:val="28"/>
+        </w:rPr>
+        <w:t>)</w:t>
       </w:r>
     </w:p>
     <w:p>
@@ -3170,8 +3170,10 @@
           <w:sz w:val="22"/>
           <w:szCs w:val="28"/>
         </w:rPr>
-        <w:t>Sept</w:t>
-      </w:r>
+        <w:t>Sep</w:t>
+      </w:r>
+      <w:bookmarkStart w:id="0" w:name="_GoBack"/>
+      <w:bookmarkEnd w:id="0"/>
       <w:r>
         <w:rPr>
           <w:rFonts w:asciiTheme="majorBidi" w:hAnsiTheme="majorBidi" w:cstheme="majorBidi"/>
